--- a/Create users.docx
+++ b/Create users.docx
@@ -158,6 +158,500 @@
         </w:rPr>
         <w:t>When you save the user account, Okta creates a unique ID for the user. Okta displays the user ID at the end of the browser URL for the user account. You can also obtain the user ID via API.</w:t>
       </w:r>
+    </w:p>
+    <w:p>
+      <w:pPr>
+        <w:pStyle w:val="ListParagraph"/>
+        <w:rPr>
+          <w:b/>
+          <w:bCs/>
+          <w:sz w:val="18"/>
+          <w:szCs w:val="18"/>
+        </w:rPr>
+      </w:pPr>
+    </w:p>
+    <w:p>
+      <w:pPr>
+        <w:pStyle w:val="ListParagraph"/>
+        <w:rPr>
+          <w:b/>
+          <w:bCs/>
+          <w:sz w:val="18"/>
+          <w:szCs w:val="18"/>
+        </w:rPr>
+      </w:pPr>
+      <w:r>
+        <w:rPr>
+          <w:b/>
+          <w:bCs/>
+          <w:sz w:val="18"/>
+          <w:szCs w:val="18"/>
+        </w:rPr>
+        <w:t xml:space="preserve">To add or update users using a CSV file, select More actions &gt; Import users from CSV from the People page. When importing users, Okta sets the status of new users to </w:t>
+      </w:r>
+      <w:proofErr w:type="spellStart"/>
+      <w:r>
+        <w:rPr>
+          <w:b/>
+          <w:bCs/>
+          <w:sz w:val="18"/>
+          <w:szCs w:val="18"/>
+        </w:rPr>
+        <w:t>Staged</w:t>
+      </w:r>
+      <w:proofErr w:type="spellEnd"/>
+      <w:r>
+        <w:rPr>
+          <w:b/>
+          <w:bCs/>
+          <w:sz w:val="18"/>
+          <w:szCs w:val="18"/>
+        </w:rPr>
+        <w:t xml:space="preserve"> by default. However, you can choose to automatically activate new users instead. This sets the status to Pending user action and sends an activation email to the user.</w:t>
+      </w:r>
+    </w:p>
+    <w:p>
+      <w:pPr>
+        <w:rPr>
+          <w:b/>
+          <w:bCs/>
+          <w:sz w:val="22"/>
+          <w:szCs w:val="22"/>
+        </w:rPr>
+      </w:pPr>
+      <w:r>
+        <w:rPr>
+          <w:b/>
+          <w:bCs/>
+          <w:sz w:val="22"/>
+          <w:szCs w:val="22"/>
+        </w:rPr>
+        <w:t xml:space="preserve">When you create a user account, Okta sets the status to either Staged, </w:t>
+      </w:r>
+      <w:proofErr w:type="gramStart"/>
+      <w:r>
+        <w:rPr>
+          <w:b/>
+          <w:bCs/>
+          <w:sz w:val="22"/>
+          <w:szCs w:val="22"/>
+        </w:rPr>
+        <w:t>Pending</w:t>
+      </w:r>
+      <w:proofErr w:type="gramEnd"/>
+      <w:r>
+        <w:rPr>
+          <w:b/>
+          <w:bCs/>
+          <w:sz w:val="22"/>
+          <w:szCs w:val="22"/>
+        </w:rPr>
+        <w:t xml:space="preserve"> user action, or Active, depending on the settings.</w:t>
+      </w:r>
+    </w:p>
+    <w:p>
+      <w:pPr>
+        <w:rPr>
+          <w:b/>
+          <w:bCs/>
+          <w:sz w:val="22"/>
+          <w:szCs w:val="22"/>
+        </w:rPr>
+      </w:pPr>
+      <w:r>
+        <w:rPr>
+          <w:b/>
+          <w:bCs/>
+          <w:sz w:val="22"/>
+          <w:szCs w:val="22"/>
+        </w:rPr>
+        <w:t>Staged</w:t>
+      </w:r>
+    </w:p>
+    <w:p>
+      <w:pPr>
+        <w:rPr>
+          <w:b/>
+          <w:bCs/>
+          <w:sz w:val="22"/>
+          <w:szCs w:val="22"/>
+        </w:rPr>
+      </w:pPr>
+      <w:r>
+        <w:rPr>
+          <w:b/>
+          <w:bCs/>
+          <w:sz w:val="22"/>
+          <w:szCs w:val="22"/>
+        </w:rPr>
+        <w:t>This status is used to create users in Okta without allowing them to sign in yet. It allows an admin to configure user accounts in advance.</w:t>
+      </w:r>
+    </w:p>
+    <w:p>
+      <w:pPr>
+        <w:rPr>
+          <w:b/>
+          <w:bCs/>
+          <w:sz w:val="22"/>
+          <w:szCs w:val="22"/>
+        </w:rPr>
+      </w:pPr>
+      <w:r>
+        <w:rPr>
+          <w:b/>
+          <w:bCs/>
+          <w:sz w:val="22"/>
+          <w:szCs w:val="22"/>
+        </w:rPr>
+        <w:t>Pending user action</w:t>
+      </w:r>
+    </w:p>
+    <w:p>
+      <w:pPr>
+        <w:rPr>
+          <w:b/>
+          <w:bCs/>
+          <w:sz w:val="22"/>
+          <w:szCs w:val="22"/>
+        </w:rPr>
+      </w:pPr>
+      <w:r>
+        <w:rPr>
+          <w:b/>
+          <w:bCs/>
+          <w:sz w:val="22"/>
+          <w:szCs w:val="22"/>
+        </w:rPr>
+        <w:t>This status indicates that the user needs to activate their account via the activation email.</w:t>
+      </w:r>
+    </w:p>
+    <w:p>
+      <w:pPr>
+        <w:rPr>
+          <w:b/>
+          <w:bCs/>
+          <w:sz w:val="22"/>
+          <w:szCs w:val="22"/>
+        </w:rPr>
+      </w:pPr>
+      <w:r>
+        <w:rPr>
+          <w:b/>
+          <w:bCs/>
+          <w:sz w:val="22"/>
+          <w:szCs w:val="22"/>
+        </w:rPr>
+        <w:t>Active</w:t>
+      </w:r>
+    </w:p>
+    <w:p>
+      <w:pPr>
+        <w:rPr>
+          <w:b/>
+          <w:bCs/>
+          <w:sz w:val="22"/>
+          <w:szCs w:val="22"/>
+        </w:rPr>
+      </w:pPr>
+      <w:r>
+        <w:rPr>
+          <w:b/>
+          <w:bCs/>
+          <w:sz w:val="22"/>
+          <w:szCs w:val="22"/>
+        </w:rPr>
+        <w:t>Users with the Active status can sign in to Okta and access their apps.</w:t>
+      </w:r>
+    </w:p>
+    <w:p>
+      <w:pPr>
+        <w:rPr>
+          <w:b/>
+          <w:bCs/>
+          <w:sz w:val="22"/>
+          <w:szCs w:val="22"/>
+        </w:rPr>
+      </w:pPr>
+      <w:r>
+        <w:rPr>
+          <w:b/>
+          <w:bCs/>
+          <w:sz w:val="22"/>
+          <w:szCs w:val="22"/>
+        </w:rPr>
+        <w:t>Password reset</w:t>
+      </w:r>
+    </w:p>
+    <w:p>
+      <w:pPr>
+        <w:rPr>
+          <w:b/>
+          <w:bCs/>
+          <w:sz w:val="22"/>
+          <w:szCs w:val="22"/>
+        </w:rPr>
+      </w:pPr>
+      <w:r>
+        <w:rPr>
+          <w:b/>
+          <w:bCs/>
+          <w:sz w:val="22"/>
+          <w:szCs w:val="22"/>
+        </w:rPr>
+        <w:t>This status occurs when a user requests a password reset or an admin resets the password for the user account.</w:t>
+      </w:r>
+    </w:p>
+    <w:p>
+      <w:pPr>
+        <w:rPr>
+          <w:b/>
+          <w:bCs/>
+          <w:sz w:val="22"/>
+          <w:szCs w:val="22"/>
+        </w:rPr>
+      </w:pPr>
+      <w:r>
+        <w:rPr>
+          <w:b/>
+          <w:bCs/>
+          <w:sz w:val="22"/>
+          <w:szCs w:val="22"/>
+        </w:rPr>
+        <w:t>Password expired</w:t>
+      </w:r>
+    </w:p>
+    <w:p>
+      <w:pPr>
+        <w:rPr>
+          <w:b/>
+          <w:bCs/>
+          <w:sz w:val="22"/>
+          <w:szCs w:val="22"/>
+        </w:rPr>
+      </w:pPr>
+      <w:r>
+        <w:rPr>
+          <w:b/>
+          <w:bCs/>
+          <w:sz w:val="22"/>
+          <w:szCs w:val="22"/>
+        </w:rPr>
+        <w:t>This status occurs when the user’s password has expired.</w:t>
+      </w:r>
+    </w:p>
+    <w:p>
+      <w:pPr>
+        <w:rPr>
+          <w:b/>
+          <w:bCs/>
+          <w:sz w:val="22"/>
+          <w:szCs w:val="22"/>
+        </w:rPr>
+      </w:pPr>
+      <w:r>
+        <w:rPr>
+          <w:b/>
+          <w:bCs/>
+          <w:sz w:val="22"/>
+          <w:szCs w:val="22"/>
+        </w:rPr>
+        <w:t>Locked out</w:t>
+      </w:r>
+    </w:p>
+    <w:p>
+      <w:pPr>
+        <w:rPr>
+          <w:b/>
+          <w:bCs/>
+          <w:sz w:val="22"/>
+          <w:szCs w:val="22"/>
+        </w:rPr>
+      </w:pPr>
+      <w:r>
+        <w:rPr>
+          <w:b/>
+          <w:bCs/>
+          <w:sz w:val="22"/>
+          <w:szCs w:val="22"/>
+        </w:rPr>
+        <w:t>This status occurs when a user exceeds the number of login attempts defined in the password policy.</w:t>
+      </w:r>
+    </w:p>
+    <w:p>
+      <w:pPr>
+        <w:rPr>
+          <w:b/>
+          <w:bCs/>
+          <w:sz w:val="22"/>
+          <w:szCs w:val="22"/>
+        </w:rPr>
+      </w:pPr>
+      <w:r>
+        <w:rPr>
+          <w:b/>
+          <w:bCs/>
+          <w:sz w:val="22"/>
+          <w:szCs w:val="22"/>
+        </w:rPr>
+        <w:t>Suspended</w:t>
+      </w:r>
+    </w:p>
+    <w:p>
+      <w:pPr>
+        <w:rPr>
+          <w:b/>
+          <w:bCs/>
+          <w:sz w:val="22"/>
+          <w:szCs w:val="22"/>
+        </w:rPr>
+      </w:pPr>
+      <w:r>
+        <w:rPr>
+          <w:b/>
+          <w:bCs/>
+          <w:sz w:val="22"/>
+          <w:szCs w:val="22"/>
+        </w:rPr>
+        <w:lastRenderedPageBreak/>
+        <w:t>This status occurs when an admin suspends the user account. A suspended user can’t sign in to Okta or access apps. However, the user’s app assignments are unaffected. You can suspend a user if you suspect the user account was compromised, if the user is on a leave of absence, or before deactivating the user.</w:t>
+      </w:r>
+    </w:p>
+    <w:p>
+      <w:pPr>
+        <w:rPr>
+          <w:b/>
+          <w:bCs/>
+          <w:sz w:val="22"/>
+          <w:szCs w:val="22"/>
+        </w:rPr>
+      </w:pPr>
+      <w:r>
+        <w:rPr>
+          <w:b/>
+          <w:bCs/>
+          <w:sz w:val="22"/>
+          <w:szCs w:val="22"/>
+        </w:rPr>
+        <w:t>Deactivated</w:t>
+      </w:r>
+    </w:p>
+    <w:p>
+      <w:pPr>
+        <w:rPr>
+          <w:b/>
+          <w:bCs/>
+          <w:sz w:val="22"/>
+          <w:szCs w:val="22"/>
+        </w:rPr>
+      </w:pPr>
+      <w:r>
+        <w:rPr>
+          <w:b/>
+          <w:bCs/>
+          <w:sz w:val="22"/>
+          <w:szCs w:val="22"/>
+        </w:rPr>
+        <w:t>This status occurs when an admin deactivates the user account. Okta removes all app assignments for the user and removes their password. In addition, users are automatically deprovisioned from downstream apps. You should deactivate a user when they leave the company.</w:t>
+      </w:r>
+    </w:p>
+    <w:p>
+      <w:pPr>
+        <w:rPr>
+          <w:b/>
+          <w:bCs/>
+          <w:sz w:val="22"/>
+          <w:szCs w:val="22"/>
+        </w:rPr>
+      </w:pPr>
+      <w:r>
+        <w:rPr>
+          <w:b/>
+          <w:bCs/>
+          <w:sz w:val="22"/>
+          <w:szCs w:val="22"/>
+        </w:rPr>
+        <w:t xml:space="preserve">Note: </w:t>
+      </w:r>
+      <w:r>
+        <w:rPr>
+          <w:b/>
+          <w:bCs/>
+          <w:sz w:val="22"/>
+          <w:szCs w:val="22"/>
+        </w:rPr>
+        <w:t xml:space="preserve">These statuses consume an Okta user license: Active, Password reset, Password expired, </w:t>
+      </w:r>
+      <w:proofErr w:type="gramStart"/>
+      <w:r>
+        <w:rPr>
+          <w:b/>
+          <w:bCs/>
+          <w:sz w:val="22"/>
+          <w:szCs w:val="22"/>
+        </w:rPr>
+        <w:t>Locked</w:t>
+      </w:r>
+      <w:proofErr w:type="gramEnd"/>
+      <w:r>
+        <w:rPr>
+          <w:b/>
+          <w:bCs/>
+          <w:sz w:val="22"/>
+          <w:szCs w:val="22"/>
+        </w:rPr>
+        <w:t xml:space="preserve"> out, and </w:t>
+      </w:r>
+      <w:proofErr w:type="gramStart"/>
+      <w:r>
+        <w:rPr>
+          <w:b/>
+          <w:bCs/>
+          <w:sz w:val="22"/>
+          <w:szCs w:val="22"/>
+        </w:rPr>
+        <w:t>Suspended</w:t>
+      </w:r>
+      <w:proofErr w:type="gramEnd"/>
+      <w:r>
+        <w:rPr>
+          <w:b/>
+          <w:bCs/>
+          <w:sz w:val="22"/>
+          <w:szCs w:val="22"/>
+        </w:rPr>
+        <w:t>.</w:t>
+      </w:r>
+    </w:p>
+    <w:p>
+      <w:pPr>
+        <w:rPr>
+          <w:b/>
+          <w:bCs/>
+          <w:sz w:val="22"/>
+          <w:szCs w:val="22"/>
+        </w:rPr>
+      </w:pPr>
+    </w:p>
+    <w:p>
+      <w:pPr>
+        <w:rPr>
+          <w:b/>
+          <w:bCs/>
+          <w:sz w:val="22"/>
+          <w:szCs w:val="22"/>
+        </w:rPr>
+      </w:pPr>
+    </w:p>
+    <w:p>
+      <w:pPr>
+        <w:pStyle w:val="ListParagraph"/>
+        <w:rPr>
+          <w:b/>
+          <w:bCs/>
+          <w:sz w:val="18"/>
+          <w:szCs w:val="18"/>
+        </w:rPr>
+      </w:pPr>
     </w:p>
     <w:sectPr>
       <w:pgSz w:w="11906" w:h="16838"/>
@@ -696,7 +1190,6 @@
     <w:next w:val="Normal"/>
     <w:link w:val="Heading2Char"/>
     <w:uiPriority w:val="9"/>
-    <w:semiHidden/>
     <w:unhideWhenUsed/>
     <w:qFormat/>
     <w:rsid w:val="00B506D9"/>
@@ -911,7 +1404,6 @@
     <w:basedOn w:val="DefaultParagraphFont"/>
     <w:link w:val="Heading2"/>
     <w:uiPriority w:val="9"/>
-    <w:semiHidden/>
     <w:rsid w:val="00B506D9"/>
     <w:rPr>
       <w:rFonts w:asciiTheme="majorHAnsi" w:eastAsiaTheme="majorEastAsia" w:hAnsiTheme="majorHAnsi" w:cstheme="majorBidi"/>
